--- a/klagomål/A 36786-2026 FSC-klagomål.docx
+++ b/klagomål/A 36786-2026 FSC-klagomål.docx
@@ -759,7 +759,7 @@
     <w:r>
       <w:tab/>
       <w:tab/>
-      <w:t>2026-09-14</w:t>
+      <w:t>2026-09-15</w:t>
       <w:br/>
       <w:br/>
     </w:r>

--- a/klagomål/A 36786-2026 FSC-klagomål.docx
+++ b/klagomål/A 36786-2026 FSC-klagomål.docx
@@ -759,7 +759,7 @@
     <w:r>
       <w:tab/>
       <w:tab/>
-      <w:t>2026-09-15</w:t>
+      <w:t>2026-09-16</w:t>
       <w:br/>
       <w:br/>
     </w:r>

--- a/klagomål/A 36786-2026 FSC-klagomål.docx
+++ b/klagomål/A 36786-2026 FSC-klagomål.docx
@@ -759,7 +759,7 @@
     <w:r>
       <w:tab/>
       <w:tab/>
-      <w:t>2026-09-16</w:t>
+      <w:t>2026-09-17</w:t>
       <w:br/>
       <w:br/>
     </w:r>

--- a/klagomål/A 36786-2026 FSC-klagomål.docx
+++ b/klagomål/A 36786-2026 FSC-klagomål.docx
@@ -759,7 +759,7 @@
     <w:r>
       <w:tab/>
       <w:tab/>
-      <w:t>2026-09-17</w:t>
+      <w:t>2026-09-18</w:t>
       <w:br/>
       <w:br/>
     </w:r>

--- a/klagomål/A 36786-2026 FSC-klagomål.docx
+++ b/klagomål/A 36786-2026 FSC-klagomål.docx
@@ -759,7 +759,7 @@
     <w:r>
       <w:tab/>
       <w:tab/>
-      <w:t>2026-09-18</w:t>
+      <w:t>2026-09-19</w:t>
       <w:br/>
       <w:br/>
     </w:r>

--- a/klagomål/A 36786-2026 FSC-klagomål.docx
+++ b/klagomål/A 36786-2026 FSC-klagomål.docx
@@ -759,7 +759,7 @@
     <w:r>
       <w:tab/>
       <w:tab/>
-      <w:t>2026-09-19</w:t>
+      <w:t>2026-09-21</w:t>
       <w:br/>
       <w:br/>
     </w:r>

--- a/klagomål/A 36786-2026 FSC-klagomål.docx
+++ b/klagomål/A 36786-2026 FSC-klagomål.docx
@@ -759,7 +759,7 @@
     <w:r>
       <w:tab/>
       <w:tab/>
-      <w:t>2026-09-21</w:t>
+      <w:t>2026-09-23</w:t>
       <w:br/>
       <w:br/>
     </w:r>

--- a/klagomål/A 36786-2026 FSC-klagomål.docx
+++ b/klagomål/A 36786-2026 FSC-klagomål.docx
@@ -759,7 +759,7 @@
     <w:r>
       <w:tab/>
       <w:tab/>
-      <w:t>2026-09-23</w:t>
+      <w:t>2026-09-24</w:t>
       <w:br/>
       <w:br/>
     </w:r>

--- a/klagomål/A 36786-2026 FSC-klagomål.docx
+++ b/klagomål/A 36786-2026 FSC-klagomål.docx
@@ -759,7 +759,7 @@
     <w:r>
       <w:tab/>
       <w:tab/>
-      <w:t>2026-09-24</w:t>
+      <w:t>2026-09-25</w:t>
       <w:br/>
       <w:br/>
     </w:r>

--- a/klagomål/A 36786-2026 FSC-klagomål.docx
+++ b/klagomål/A 36786-2026 FSC-klagomål.docx
@@ -759,7 +759,7 @@
     <w:r>
       <w:tab/>
       <w:tab/>
-      <w:t>2026-09-25</w:t>
+      <w:t>2026-09-26</w:t>
       <w:br/>
       <w:br/>
     </w:r>

--- a/klagomål/A 36786-2026 FSC-klagomål.docx
+++ b/klagomål/A 36786-2026 FSC-klagomål.docx
@@ -759,7 +759,7 @@
     <w:r>
       <w:tab/>
       <w:tab/>
-      <w:t>2026-09-26</w:t>
+      <w:t>2026-09-27</w:t>
       <w:br/>
       <w:br/>
     </w:r>

--- a/klagomål/A 36786-2026 FSC-klagomål.docx
+++ b/klagomål/A 36786-2026 FSC-klagomål.docx
@@ -759,7 +759,7 @@
     <w:r>
       <w:tab/>
       <w:tab/>
-      <w:t>2026-09-27</w:t>
+      <w:t>2026-09-28</w:t>
       <w:br/>
       <w:br/>
     </w:r>

--- a/klagomål/A 36786-2026 FSC-klagomål.docx
+++ b/klagomål/A 36786-2026 FSC-klagomål.docx
@@ -759,7 +759,7 @@
     <w:r>
       <w:tab/>
       <w:tab/>
-      <w:t>2026-09-28</w:t>
+      <w:t>2026-09-29</w:t>
       <w:br/>
       <w:br/>
     </w:r>

--- a/klagomål/A 36786-2026 FSC-klagomål.docx
+++ b/klagomål/A 36786-2026 FSC-klagomål.docx
@@ -759,7 +759,7 @@
     <w:r>
       <w:tab/>
       <w:tab/>
-      <w:t>2026-09-29</w:t>
+      <w:t>2026-09-30</w:t>
       <w:br/>
       <w:br/>
     </w:r>

--- a/klagomål/A 36786-2026 FSC-klagomål.docx
+++ b/klagomål/A 36786-2026 FSC-klagomål.docx
@@ -759,7 +759,7 @@
     <w:r>
       <w:tab/>
       <w:tab/>
-      <w:t>2026-09-30</w:t>
+      <w:t>2026-10-01</w:t>
       <w:br/>
       <w:br/>
     </w:r>

--- a/klagomål/A 36786-2026 FSC-klagomål.docx
+++ b/klagomål/A 36786-2026 FSC-klagomål.docx
@@ -759,7 +759,7 @@
     <w:r>
       <w:tab/>
       <w:tab/>
-      <w:t>2026-10-01</w:t>
+      <w:t>2026-10-02</w:t>
       <w:br/>
       <w:br/>
     </w:r>

--- a/klagomål/A 36786-2026 FSC-klagomål.docx
+++ b/klagomål/A 36786-2026 FSC-klagomål.docx
@@ -759,7 +759,7 @@
     <w:r>
       <w:tab/>
       <w:tab/>
-      <w:t>2026-10-02</w:t>
+      <w:t>2026-10-03</w:t>
       <w:br/>
       <w:br/>
     </w:r>

--- a/klagomål/A 36786-2026 FSC-klagomål.docx
+++ b/klagomål/A 36786-2026 FSC-klagomål.docx
@@ -759,7 +759,7 @@
     <w:r>
       <w:tab/>
       <w:tab/>
-      <w:t>2026-10-03</w:t>
+      <w:t>2026-10-04</w:t>
       <w:br/>
       <w:br/>
     </w:r>

--- a/klagomål/A 36786-2026 FSC-klagomål.docx
+++ b/klagomål/A 36786-2026 FSC-klagomål.docx
@@ -221,7 +221,7 @@
     </w:p>
     <w:p>
       <w:r>
-        <w:t>I avverkningsanmälan finns fynd av 4 naturvårdsarter, varav 4 är rödlistade och 4 är typiska (T): garnlav (VU, T), orange taggsvamp (NT, T), rynkskinn (NT, T) och tallticka (NT, T). Se Figur 1.</w:t>
+        <w:t>I avverkningsanmälan finns fynd av 5 naturvårdsarter, varav 5 är rödlistade och 5 är typiska (T): garnlav (VU, T), orange taggsvamp (NT, T), rynkskinn (NT, T), talltagel (NT, T) och tallticka (NT, T). Se Figur 1.</w:t>
       </w:r>
     </w:p>
     <w:p>
@@ -323,6 +323,26 @@
       </w:r>
       <w:r>
         <w:t xml:space="preserve"> (Nitare &amp; Skogsstyrelsen, 2019; SLU Artdatabanken, 2026).</w:t>
+      </w:r>
+    </w:p>
+    <w:p>
+      <w:r>
+        <w:rPr>
+          <w:b/>
+        </w:rPr>
+        <w:t>Talltagel (NT)</w:t>
+      </w:r>
+      <w:r>
+        <w:t xml:space="preserve"> är en boreal art som förekommer på tall i äldre, öppna tallskogar. Den påverkas negativt av brist på kontinuitetsskog och minskningstakten bedöms vara nära gränsvärdet för Sårbar (VU). Talltagel är typisk art för </w:t>
+      </w:r>
+      <w:r>
+        <w:rPr>
+          <w:i/>
+        </w:rPr>
+        <w:t>9010 Taiga</w:t>
+      </w:r>
+      <w:r>
+        <w:t xml:space="preserve"> (SLU Artdatabanken, 2026).</w:t>
       </w:r>
     </w:p>
     <w:p>
@@ -444,7 +464,7 @@
         <w:rPr>
           <w:i/>
         </w:rPr>
-        <w:t>I det avverkningsanmälda skogsområdet har 4 naturvårdsarter varav 4 rödlistade arter sina livsmiljöer och växtplatser.</w:t>
+        <w:t>I det avverkningsanmälda skogsområdet har 5 naturvårdsarter varav 5 rödlistade arter sina livsmiljöer och växtplatser.</w:t>
       </w:r>
     </w:p>
     <w:p>
@@ -759,7 +779,7 @@
     <w:r>
       <w:tab/>
       <w:tab/>
-      <w:t>2026-10-04</w:t>
+      <w:t>2026-10-05</w:t>
       <w:br/>
       <w:br/>
     </w:r>

--- a/klagomål/A 36786-2026 FSC-klagomål.docx
+++ b/klagomål/A 36786-2026 FSC-klagomål.docx
@@ -779,7 +779,7 @@
     <w:r>
       <w:tab/>
       <w:tab/>
-      <w:t>2026-10-05</w:t>
+      <w:t>2026-10-06</w:t>
       <w:br/>
       <w:br/>
     </w:r>

--- a/klagomål/A 36786-2026 FSC-klagomål.docx
+++ b/klagomål/A 36786-2026 FSC-klagomål.docx
@@ -779,7 +779,7 @@
     <w:r>
       <w:tab/>
       <w:tab/>
-      <w:t>2026-10-06</w:t>
+      <w:t>2026-10-07</w:t>
       <w:br/>
       <w:br/>
     </w:r>

--- a/klagomål/A 36786-2026 FSC-klagomål.docx
+++ b/klagomål/A 36786-2026 FSC-klagomål.docx
@@ -779,7 +779,7 @@
     <w:r>
       <w:tab/>
       <w:tab/>
-      <w:t>2026-10-07</w:t>
+      <w:t>2026-10-08</w:t>
       <w:br/>
       <w:br/>
     </w:r>

--- a/klagomål/A 36786-2026 FSC-klagomål.docx
+++ b/klagomål/A 36786-2026 FSC-klagomål.docx
@@ -779,7 +779,7 @@
     <w:r>
       <w:tab/>
       <w:tab/>
-      <w:t>2026-10-08</w:t>
+      <w:t>2026-10-09</w:t>
       <w:br/>
       <w:br/>
     </w:r>

--- a/klagomål/A 36786-2026 FSC-klagomål.docx
+++ b/klagomål/A 36786-2026 FSC-klagomål.docx
@@ -779,7 +779,7 @@
     <w:r>
       <w:tab/>
       <w:tab/>
-      <w:t>2026-10-09</w:t>
+      <w:t>2026-10-10</w:t>
       <w:br/>
       <w:br/>
     </w:r>

--- a/klagomål/A 36786-2026 FSC-klagomål.docx
+++ b/klagomål/A 36786-2026 FSC-klagomål.docx
@@ -779,7 +779,7 @@
     <w:r>
       <w:tab/>
       <w:tab/>
-      <w:t>2026-10-10</w:t>
+      <w:t>2026-10-11</w:t>
       <w:br/>
       <w:br/>
     </w:r>

--- a/klagomål/A 36786-2026 FSC-klagomål.docx
+++ b/klagomål/A 36786-2026 FSC-klagomål.docx
@@ -779,7 +779,7 @@
     <w:r>
       <w:tab/>
       <w:tab/>
-      <w:t>2026-10-11</w:t>
+      <w:t>2026-10-12</w:t>
       <w:br/>
       <w:br/>
     </w:r>

--- a/klagomål/A 36786-2026 FSC-klagomål.docx
+++ b/klagomål/A 36786-2026 FSC-klagomål.docx
@@ -779,7 +779,7 @@
     <w:r>
       <w:tab/>
       <w:tab/>
-      <w:t>2026-10-12</w:t>
+      <w:t>2026-10-13</w:t>
       <w:br/>
       <w:br/>
     </w:r>

--- a/klagomål/A 36786-2026 FSC-klagomål.docx
+++ b/klagomål/A 36786-2026 FSC-klagomål.docx
@@ -779,7 +779,7 @@
     <w:r>
       <w:tab/>
       <w:tab/>
-      <w:t>2026-10-13</w:t>
+      <w:t>2026-10-14</w:t>
       <w:br/>
       <w:br/>
     </w:r>

--- a/klagomål/A 36786-2026 FSC-klagomål.docx
+++ b/klagomål/A 36786-2026 FSC-klagomål.docx
@@ -779,7 +779,7 @@
     <w:r>
       <w:tab/>
       <w:tab/>
-      <w:t>2026-10-14</w:t>
+      <w:t>2026-10-15</w:t>
       <w:br/>
       <w:br/>
     </w:r>

--- a/klagomål/A 36786-2026 FSC-klagomål.docx
+++ b/klagomål/A 36786-2026 FSC-klagomål.docx
@@ -779,7 +779,7 @@
     <w:r>
       <w:tab/>
       <w:tab/>
-      <w:t>2026-10-15</w:t>
+      <w:t>2026-10-16</w:t>
       <w:br/>
       <w:br/>
     </w:r>

--- a/klagomål/A 36786-2026 FSC-klagomål.docx
+++ b/klagomål/A 36786-2026 FSC-klagomål.docx
@@ -779,7 +779,7 @@
     <w:r>
       <w:tab/>
       <w:tab/>
-      <w:t>2026-10-16</w:t>
+      <w:t>2026-10-17</w:t>
       <w:br/>
       <w:br/>
     </w:r>

--- a/klagomål/A 36786-2026 FSC-klagomål.docx
+++ b/klagomål/A 36786-2026 FSC-klagomål.docx
@@ -779,7 +779,7 @@
     <w:r>
       <w:tab/>
       <w:tab/>
-      <w:t>2026-10-17</w:t>
+      <w:t>2026-10-18</w:t>
       <w:br/>
       <w:br/>
     </w:r>

--- a/klagomål/A 36786-2026 FSC-klagomål.docx
+++ b/klagomål/A 36786-2026 FSC-klagomål.docx
@@ -779,7 +779,7 @@
     <w:r>
       <w:tab/>
       <w:tab/>
-      <w:t>2026-10-18</w:t>
+      <w:t>2026-10-19</w:t>
       <w:br/>
       <w:br/>
     </w:r>

--- a/klagomål/A 36786-2026 FSC-klagomål.docx
+++ b/klagomål/A 36786-2026 FSC-klagomål.docx
@@ -779,7 +779,7 @@
     <w:r>
       <w:tab/>
       <w:tab/>
-      <w:t>2026-10-19</w:t>
+      <w:t>2026-10-20</w:t>
       <w:br/>
       <w:br/>
     </w:r>

--- a/klagomål/A 36786-2026 FSC-klagomål.docx
+++ b/klagomål/A 36786-2026 FSC-klagomål.docx
@@ -779,7 +779,7 @@
     <w:r>
       <w:tab/>
       <w:tab/>
-      <w:t>2026-10-20</w:t>
+      <w:t>2026-10-21</w:t>
       <w:br/>
       <w:br/>
     </w:r>

--- a/klagomål/A 36786-2026 FSC-klagomål.docx
+++ b/klagomål/A 36786-2026 FSC-klagomål.docx
@@ -779,7 +779,7 @@
     <w:r>
       <w:tab/>
       <w:tab/>
-      <w:t>2026-10-21</w:t>
+      <w:t>2026-10-22</w:t>
       <w:br/>
       <w:br/>
     </w:r>

--- a/klagomål/A 36786-2026 FSC-klagomål.docx
+++ b/klagomål/A 36786-2026 FSC-klagomål.docx
@@ -779,7 +779,7 @@
     <w:r>
       <w:tab/>
       <w:tab/>
-      <w:t>2026-10-22</w:t>
+      <w:t>2026-10-23</w:t>
       <w:br/>
       <w:br/>
     </w:r>

--- a/klagomål/A 36786-2026 FSC-klagomål.docx
+++ b/klagomål/A 36786-2026 FSC-klagomål.docx
@@ -779,7 +779,7 @@
     <w:r>
       <w:tab/>
       <w:tab/>
-      <w:t>2026-10-23</w:t>
+      <w:t>2026-10-24</w:t>
       <w:br/>
       <w:br/>
     </w:r>

--- a/klagomål/A 36786-2026 FSC-klagomål.docx
+++ b/klagomål/A 36786-2026 FSC-klagomål.docx
@@ -779,7 +779,7 @@
     <w:r>
       <w:tab/>
       <w:tab/>
-      <w:t>2026-10-24</w:t>
+      <w:t>2026-10-25</w:t>
       <w:br/>
       <w:br/>
     </w:r>

--- a/klagomål/A 36786-2026 FSC-klagomål.docx
+++ b/klagomål/A 36786-2026 FSC-klagomål.docx
@@ -216,12 +216,12 @@
         <w:spacing w:after="240"/>
       </w:pPr>
       <w:r>
-        <w:t>Figur 1. Fyndplatser för naturvårdsarter i avverkningsanmälan. Markörer utan svart kant är placerade på fyndplatsen. Markörer med svart kant är placerade vid sidan av fyndplatsen och har ett svart streck som visar fyndplatsens exakta position. Kartans mittpunktskoordinat är N 7287497, E 771833 i SWEREF 99 TM.</w:t>
+        <w:t>Figur 1. Fyndplatser för naturvårdsarter i och inom 9 meter från avverkningsanmälan. Markörer utan svart kant är placerade på fyndplatsen. Markörer med svart kant är placerade vid sidan av fyndplatsen och har ett svart streck som visar fyndplatsens exakta position. Kartans mittpunktskoordinat är N 7287497, E 771833 i SWEREF 99 TM.</w:t>
       </w:r>
     </w:p>
     <w:p>
       <w:r>
-        <w:t>I avverkningsanmälan finns fynd av 5 naturvårdsarter, varav 5 är rödlistade och 5 är typiska (T): garnlav (VU, T), orange taggsvamp (NT, T), rynkskinn (NT, T), talltagel (NT, T) och tallticka (NT, T). Se Figur 1.</w:t>
+        <w:t>I och inom 9 meter från avverkningsanmälan finns fynd av 8 naturvårdsarter, varav 6 är rödlistade, 8 är typiska (T) och 2 är signalarter (S): garnlav (VU, T), gammelgransskål (NT, T), orange taggsvamp (NT, T), rynkskinn (NT, T), talltagel (NT, T), tallticka (NT, T), bollvitmossa (S, T) och nästlav (S, T). Se Figur 1.</w:t>
       </w:r>
     </w:p>
     <w:p>
@@ -274,6 +274,26 @@
       </w:r>
       <w:r>
         <w:t xml:space="preserve"> (SLU Artdatabanken, 2026).</w:t>
+      </w:r>
+    </w:p>
+    <w:p>
+      <w:r>
+        <w:rPr>
+          <w:b/>
+        </w:rPr>
+        <w:t>Gammelgransskål (NT)</w:t>
+      </w:r>
+      <w:r>
+        <w:t xml:space="preserve"> är en liten skålsvamp som växer på gamla granar med skrovlig bark. Typiska växtplatser är gransumpskog i myrkanter, bäckdråg, bäckraviner och skuggiga bergssluttningar, men också skog på torrare mark kan hysa arten om beståndet har stark naturskogskaraktär. Bestånd med arten bör behandlas som nyckelbiotoper och sparas vid en slutavverkning. Även gallring bör undvikas. Gammelgransskål är typisk art för </w:t>
+      </w:r>
+      <w:r>
+        <w:rPr>
+          <w:i/>
+        </w:rPr>
+        <w:t>9010 Taiga</w:t>
+      </w:r>
+      <w:r>
+        <w:t xml:space="preserve"> (SLU Artdatabanken, 2024; Nitare &amp; Skogsstyrelsen, 2019).</w:t>
       </w:r>
     </w:p>
     <w:p>
@@ -375,6 +395,55 @@
       </w:r>
     </w:p>
     <w:p>
+      <w:r>
+        <w:rPr>
+          <w:b/>
+        </w:rPr>
+        <w:t xml:space="preserve">Bollvitmossa </w:t>
+      </w:r>
+      <w:r>
+        <w:t xml:space="preserve">är en bra signalart inom hela sitt utbredningsområde. Vanligast är den i naturvårdsintressanta tallsumpskogar. Även gransumpskogar med bollvitmossa har normalt höga naturvärden. Arten indikerar skogsmark med stabila hydrologiska förhållanden och sannolikt även lång skoglig kontinuitet. Bollvitmossa är typisk art för </w:t>
+      </w:r>
+      <w:r>
+        <w:rPr>
+          <w:i/>
+        </w:rPr>
+        <w:t xml:space="preserve">9010 Taiga </w:t>
+      </w:r>
+      <w:r>
+        <w:t xml:space="preserve">och </w:t>
+      </w:r>
+      <w:r>
+        <w:rPr>
+          <w:i/>
+        </w:rPr>
+        <w:t xml:space="preserve">9740 Skogsbevuxen myr </w:t>
+      </w:r>
+      <w:r>
+        <w:t>(SLU Artdatabanken, 2025; Nitare &amp; Skogsstyrelsen, 2019).</w:t>
+      </w:r>
+    </w:p>
+    <w:p>
+      <w:r>
+        <w:rPr>
+          <w:b/>
+        </w:rPr>
+        <w:t>Nästlav</w:t>
+      </w:r>
+      <w:r>
+        <w:t xml:space="preserve"> indikerar söder om den naturliga norrlandsgränsen äldre barrskogsområden med höga naturvärden där andra ovanliga nordliga barrskogsarter kan påträffas. Nästlav är typisk art för </w:t>
+      </w:r>
+      <w:r>
+        <w:rPr>
+          <w:i/>
+        </w:rPr>
+        <w:t xml:space="preserve">9010 Taiga </w:t>
+      </w:r>
+      <w:r>
+        <w:t>(Nitare &amp; Skogsstyrelsen, 2019; SLU Artdatabanken, 2025).</w:t>
+      </w:r>
+    </w:p>
+    <w:p>
       <w:pPr>
         <w:pStyle w:val="Heading1"/>
       </w:pPr>
@@ -464,7 +533,7 @@
         <w:rPr>
           <w:i/>
         </w:rPr>
-        <w:t>I det avverkningsanmälda skogsområdet har 5 naturvårdsarter varav 5 rödlistade arter sina livsmiljöer och växtplatser.</w:t>
+        <w:t>I det avverkningsanmälda skogsområdet har 8 naturvårdsarter varav 6 rödlistade arter sina livsmiljöer och växtplatser.</w:t>
       </w:r>
     </w:p>
     <w:p>
@@ -779,7 +848,7 @@
     <w:r>
       <w:tab/>
       <w:tab/>
-      <w:t>2026-10-25</w:t>
+      <w:t>2026-10-26</w:t>
       <w:br/>
       <w:br/>
     </w:r>

--- a/klagomål/A 36786-2026 FSC-klagomål.docx
+++ b/klagomål/A 36786-2026 FSC-klagomål.docx
@@ -848,7 +848,7 @@
     <w:r>
       <w:tab/>
       <w:tab/>
-      <w:t>2026-10-26</w:t>
+      <w:t>2026-10-27</w:t>
       <w:br/>
       <w:br/>
     </w:r>

--- a/klagomål/A 36786-2026 FSC-klagomål.docx
+++ b/klagomål/A 36786-2026 FSC-klagomål.docx
@@ -848,7 +848,7 @@
     <w:r>
       <w:tab/>
       <w:tab/>
-      <w:t>2026-10-27</w:t>
+      <w:t>2026-10-28</w:t>
       <w:br/>
       <w:br/>
     </w:r>

--- a/klagomål/A 36786-2026 FSC-klagomål.docx
+++ b/klagomål/A 36786-2026 FSC-klagomål.docx
@@ -848,7 +848,7 @@
     <w:r>
       <w:tab/>
       <w:tab/>
-      <w:t>2026-10-28</w:t>
+      <w:t>2026-10-29</w:t>
       <w:br/>
       <w:br/>
     </w:r>

--- a/klagomål/A 36786-2026 FSC-klagomål.docx
+++ b/klagomål/A 36786-2026 FSC-klagomål.docx
@@ -848,7 +848,7 @@
     <w:r>
       <w:tab/>
       <w:tab/>
-      <w:t>2026-10-29</w:t>
+      <w:t>2026-10-31</w:t>
       <w:br/>
       <w:br/>
     </w:r>
